--- a/materials/y10-11/computer-science/term1/week14/Y10-11 Computer Science T1 W14 Lesson Plan.docx
+++ b/materials/y10-11/computer-science/term1/week14/Y10-11 Computer Science T1 W14 Lesson Plan.docx
@@ -528,7 +528,7 @@
           <w:szCs w:val="20"/>
           <w:u w:val="single"/>
         </w:rPr>
-        <w:t>Students will consolidate their understanding of algorithms, tracing, variables, input and output, numeric conversion, selection, decomposition and abstraction, repetition, string processing and testing through a mock assessment and a structured review of their responses. They will use feedback to identify the cause of an error, correct their work and apply the same idea to a different example. The review will prepare students for the internal school assessment by making both their strengths and their remaining learning needs clear.</w:t>
+        <w:t>Students will consolidate their understanding of decomposition, algorithms, tracing, variables, input and output, arithmetic and selection, repetition, string processing and testing through a mock assessment and a structured review of their responses. They will use feedback to identify the cause of an error, correct their work and apply the same idea to a different example. The review will prepare students for the internal school assessment by making both their strengths and their remaining learning needs clear.</w:t>
       </w:r>
     </w:p>
     <w:p>
